--- a/testakten/unfallversicherung-arbeitsunfall-lagerleiter-sturz-trier/11_unfallanzeige_bg_formular_komplett.docx
+++ b/testakten/unfallversicherung-arbeitsunfall-lagerleiter-sturz-trier/11_unfallanzeige_bg_formular_komplett.docx
@@ -7,7 +7,7 @@
         <w:pStyle w:val="Heading1"/>
       </w:pPr>
       <w:r>
-        <w:t>Unfallanzeige des Unternehmers, Formular BGHW, ausgefuellt</w:t>
+        <w:t>Unfallanzeige des Unternehmers, Formular BGHW, ausgefüllt</w:t>
       </w:r>
     </w:p>
     <w:p>
@@ -121,7 +121,7 @@
                 <w:rFonts w:ascii="Times New Roman" w:hAnsi="Times New Roman"/>
                 <w:sz w:val="20"/>
               </w:rPr>
-              <w:t>Hafenstrasse 28, 54293 Trier</w:t>
+              <w:t>Hafenstraße 28, 54293 Trier</w:t>
             </w:r>
           </w:p>
         </w:tc>
@@ -170,7 +170,7 @@
                 <w:rFonts w:ascii="Times New Roman" w:hAnsi="Times New Roman"/>
                 <w:sz w:val="20"/>
               </w:rPr>
-              <w:t>Betriebsstaette</w:t>
+              <w:t>Betriebsstätte</w:t>
             </w:r>
           </w:p>
         </w:tc>
@@ -202,7 +202,7 @@
                 <w:rFonts w:ascii="Times New Roman" w:hAnsi="Times New Roman"/>
                 <w:sz w:val="20"/>
               </w:rPr>
-              <w:t>Zustaendige Berufsgenossenschaft</w:t>
+              <w:t>Zuständige Berufsgenossenschaft</w:t>
             </w:r>
           </w:p>
         </w:tc>
@@ -303,7 +303,7 @@
                 <w:rFonts w:ascii="Times New Roman" w:hAnsi="Times New Roman"/>
                 <w:sz w:val="20"/>
               </w:rPr>
-              <w:t>Karsten Moeller</w:t>
+              <w:t>Karsten Möller</w:t>
             </w:r>
           </w:p>
         </w:tc>
@@ -352,7 +352,7 @@
                 <w:rFonts w:ascii="Times New Roman" w:hAnsi="Times New Roman"/>
                 <w:sz w:val="20"/>
               </w:rPr>
-              <w:t>Beschaeftigt seit</w:t>
+              <w:t>Beschäftigt seit</w:t>
             </w:r>
           </w:p>
         </w:tc>
@@ -384,7 +384,7 @@
                 <w:rFonts w:ascii="Times New Roman" w:hAnsi="Times New Roman"/>
                 <w:sz w:val="20"/>
               </w:rPr>
-              <w:t>Taetigkeit</w:t>
+              <w:t>Tätigkeit</w:t>
             </w:r>
           </w:p>
         </w:tc>
@@ -677,7 +677,7 @@
                 <w:rFonts w:ascii="Times New Roman" w:hAnsi="Times New Roman"/>
                 <w:sz w:val="20"/>
               </w:rPr>
-              <w:t>elektronisch ueber DGUV-Formularservice</w:t>
+              <w:t>elektronisch über DGUV-Formularservice</w:t>
             </w:r>
           </w:p>
         </w:tc>
@@ -700,7 +700,7 @@
           <w:i w:val="0"/>
           <w:sz w:val="22"/>
         </w:rPr>
-        <w:t>Der Versicherte habe beim Loesen einer klemmenden Ueberladebruecke an Rampe 4 das Gleichgewicht verloren und sei zu Boden gestuerzt. Zeugen des unmittelbaren Sturzes seien nicht vorhanden. Erste Hilfe sei durch die Sicherheitsbeauftragte vor Ort geleistet worden, anschliessend Transport durch den Rettungsdienst.</w:t>
+        <w:t>Der Versicherte habe beim Lösen einer klemmenden Überladebrücke an Rampe 4 das Gleichgewicht verloren und sei zu Boden gestürzt. Zeugen des unmittelbaren Sturzes seien nicht vorhanden. Erste Hilfe sei durch die Sicherheitsbeauftragte vor Ort geleistet worden, anschließend Transport durch den Rettungsdienst.</w:t>
       </w:r>
     </w:p>
     <w:p>
@@ -719,7 +719,7 @@
           <w:i w:val="0"/>
           <w:sz w:val="22"/>
         </w:rPr>
-        <w:t>Nach vorlaeufiger Einschaetzung: Schulterverletzung rechts, Schuerfwunden, Verdacht auf Kopfprellung. Erstbehandelnder Arzt: Dr. Reiner Kauth, Bruederkrankenhaus Trier, Durchgangsarzt.</w:t>
+        <w:t>Nach vorläufiger Einschätzung: Schulterverletzung rechts, Schürfwunden, Verdacht auf Kopfprellung. Erstbehandelnder Arzt: Dr. Reiner Kauth, Brüderkrankenhaus Trier, Durchgangsarzt.</w:t>
       </w:r>
     </w:p>
     <w:p>
@@ -738,22 +738,11 @@
           <w:i w:val="0"/>
           <w:sz w:val="22"/>
         </w:rPr>
-        <w:t>Das Formular enthaelt in Feld 14 (Zusatzangaben) keinen Hinweis auf die Wartungshistorie der Rampe, obwohl diese dem Arbeitgeber nach dem Wartungsbuch bekannt war. Diese Luecke ist fuer die Beweiswuerdigung im Widerspruch bedeutsam.</w:t>
-      </w:r>
-    </w:p>
-    <w:p>
-      <w:r>
-        <w:rPr>
-          <w:rFonts w:ascii="Times New Roman" w:hAnsi="Times New Roman"/>
-          <w:b w:val="0"/>
-          <w:i w:val="0"/>
-          <w:sz w:val="22"/>
-        </w:rPr>
-        <w:t>Formathinweis: Dieses Aktenstück wird in Times New Roman, 11 pt, mit ausschließlich dezimaler Gliederung ausgegeben.</w:t>
+        <w:t>Das Formular enthält in Feld 14 (Zusatzangaben) keinen Hinweis auf die Wartungshistorie der Rampe, obwohl diese dem Arbeitgeber nach dem Wartungsbuch bekannt war. Diese Lücke ist für die Beweiswürdigung im Widerspruch bedeutsam.</w:t>
       </w:r>
     </w:p>
     <w:sectPr>
-      <w:pgSz w:w="12240" w:h="15840"/>
+      <w:pgSz w:w="11906" w:h="16838"/>
       <w:pgMar w:top="1440" w:right="1800" w:bottom="1440" w:left="1800" w:header="720" w:footer="720" w:gutter="0"/>
       <w:cols w:space="720"/>
       <w:docGrid w:linePitch="360"/>
